--- a/scripts/productos-digitales/guia-chocolateria/build/docs/BONUS-12-decisiones-de-apertura.docx
+++ b/scripts/productos-digitales/guia-chocolateria/build/docs/BONUS-12-decisiones-de-apertura.docx
@@ -1103,7 +1103,7 @@
                 <w:b w:val="0"/>
                 <w:i w:val="0"/>
               </w:rPr>
-              <w:t>Balanza de precision para la formulacion</w:t>
+              <w:t>Balanza de precisión para la formulación</w:t>
             </w:r>
           </w:p>
         </w:tc>
@@ -1258,7 +1258,7 @@
           <w:b w:val="0"/>
           <w:i w:val="0"/>
         </w:rPr>
-        <w:t>Hecho ese cruce, la atemperadora continua permite 4.368 bombones al día de obrador, y la de arranque permite 4.914: la máquina pequeña, ella sola, procesa más al día que la continua. Y aquí aparece el hallazgo que casi siempre da la vuelta a esta decisión: en una bombonería pequeña, el cuello de botella casi nunca es el templado. El conjunto de equipos del obrador, cruzado entero, sólo permite sacar 512 bombones al día, muy por debajo de lo que da cualquiera de las dos atemperadoras por separado. El equipo que de verdad limita es el puesto de envasado y montaje de cajas, y ninguna máquina de templar, por grande y por cara que sea, arregla ese cuello de botella: lo arreglan las manos y el puesto de trabajo, no el chocolate.</w:t>
+        <w:t>Hecho ese cruce, la atemperadora continua permite 4.368 bombones al día de obrador, y la de arranque permite 4.914: las dos quedan muy por encima de lo que el obrador entero puede sacar, así que el templado no es lo que decide esta compra. Y aquí aparece el hallazgo que casi siempre da la vuelta a esta decisión: en una bombonería pequeña, el cuello de botella casi nunca es el templado. El conjunto de equipos del obrador, cruzado entero, sólo permite sacar 512 bombones al día, muy por debajo de lo que da cualquiera de las dos atemperadoras por separado. El equipo que de verdad limita es el puesto de envasado y montaje de cajas, y ninguna máquina de templar, por grande y por cara que sea, arregla ese cuello de botella: lo arreglan las manos y el puesto de trabajo, no el chocolate.</w:t>
       </w:r>
     </w:p>
     <w:p>
@@ -2302,7 +2302,7 @@
           <w:b w:val="0"/>
           <w:i w:val="0"/>
         </w:rPr>
-        <w:t>Aquí sí hay una norma que casi nadie asocia a esta decisión de mostrador, y conviene tenerla presente antes de montar la caja surtida: el apartado 1.13 del RD 1055/2003 permite que, en los surtidos que mezclan las denominaciones de los apartados 1.6 a 1.10 y 1.13, éstas se sustituyan por «chocolates surtidos» o «chocolates rellenos surtidos», con una única lista de ingredientes para todo el conjunto, en vez de tener que declarar cada denominación por separado dentro de la misma caja (comprobado el 12 de septiembre de 2026).</w:t>
+        <w:t>Aquí sí hay una norma que casi nadie asocia a esta decisión de mostrador, y conviene tenerla presente antes de montar la caja surtida: los apartados 6.a) y 6.c) del RD 1055/2003 permiten que, en los surtidos que mezclan las denominaciones de los apartados 1.6 a 1.10 y 1.13, éstas se sustituyan por las de surtido -chocolates surtidos o chocolates rellenos surtidos-, y que «podrá haber una única lista de ingredientes para el conjunto de productos que compongan el surtido», en vez de tener que declarar cada denominación por separado dentro de la misma caja (comprobado el 12 de septiembre de 2026).</w:t>
       </w:r>
     </w:p>
     <w:p>
@@ -3133,7 +3133,7 @@
           <w:b w:val="0"/>
           <w:i w:val="0"/>
         </w:rPr>
-        <w:t>La norma no te obliga a trabajar con una cobertura ni con otra: eso es una decisión comercial tuya. Lo que sí condiciona es lo que puedes escribir en la etiqueta y en el cartel de mostrador una vez elegida. El RD 1055/2003, de 1 de agosto, fija que el chocolate, el chocolate con leche y la cobertura de chocolate necesitan un mínimo de materia seca total de cacao del 43 % (comprobado el 12 de septiembre de 2026), pero eso es el mínimo para llamarse chocolate, no el umbral para presumir de calidad. La norma no da una lista de palabras autorizadas -«fino», «superior» y «extra» no aparecen en su texto-: lo que autoriza son menciones o calificativos referentes a criterios de calidad, y sólo sobre esas tres denominaciones y por encima de unos umbrales reforzados.</w:t>
+        <w:t>La norma no te obliga a trabajar con una cobertura ni con otra: eso es una decisión comercial tuya. Lo que sí condiciona es lo que puedes escribir en la etiqueta y en el cartel de mostrador una vez elegida. El RD 1055/2003, de 1 de agosto, fija que el chocolate, el chocolate con leche y la cobertura de chocolate sólo pueden completarse con una mención de calidad por encima de unos umbrales reforzados -43 % de materia seca total de cacao y 26 % de manteca en el negro, 30/18/4,5 en el de leche y 16 % de desgrasada en la cobertura- (comprobado el 12 de septiembre de 2026). El mínimo para llamarse chocolate es otro y más bajo: el del apartado 1.6. La norma no da una lista de palabras autorizadas -«fino», «superior» y «extra» no aparecen en su texto-: lo que autoriza son menciones o calificativos referentes a criterios de calidad, y sólo sobre esas tres denominaciones y por encima de esos umbrales reforzados.</w:t>
       </w:r>
     </w:p>
     <w:p>
@@ -3774,7 +3774,7 @@
                 <w:b w:val="0"/>
                 <w:i w:val="0"/>
               </w:rPr>
-              <w:t>18 a 20 grados C</w:t>
+              <w:t>18 a 20 °C</w:t>
             </w:r>
           </w:p>
         </w:tc>
@@ -3821,7 +3821,7 @@
                 <w:b w:val="0"/>
                 <w:i w:val="0"/>
               </w:rPr>
-              <w:t>Camara de conservacion de chocolate</w:t>
+              <w:t>Cámara de conservación de chocolate</w:t>
             </w:r>
           </w:p>
         </w:tc>
@@ -3836,7 +3836,7 @@
                 <w:b w:val="0"/>
                 <w:i w:val="0"/>
               </w:rPr>
-              <w:t>15 a 18 grados C</w:t>
+              <w:t>15 a 18 °C</w:t>
             </w:r>
           </w:p>
         </w:tc>
@@ -3898,7 +3898,7 @@
                 <w:b w:val="0"/>
                 <w:i w:val="0"/>
               </w:rPr>
-              <w:t>0 a 4 grados C</w:t>
+              <w:t>0 a 4 °C</w:t>
             </w:r>
           </w:p>
         </w:tc>
@@ -3960,7 +3960,7 @@
                 <w:b w:val="0"/>
                 <w:i w:val="0"/>
               </w:rPr>
-              <w:t>20 a 22 grados C</w:t>
+              <w:t>20 a 22 °C</w:t>
             </w:r>
           </w:p>
         </w:tc>
@@ -4007,7 +4007,7 @@
                 <w:b w:val="0"/>
                 <w:i w:val="0"/>
               </w:rPr>
-              <w:t>Vitrina de bomboneria</w:t>
+              <w:t>Vitrina de bombonería</w:t>
             </w:r>
           </w:p>
         </w:tc>
@@ -4022,7 +4022,7 @@
                 <w:b w:val="0"/>
                 <w:i w:val="0"/>
               </w:rPr>
-              <w:t>16 a 18 grados C</w:t>
+              <w:t>16 a 18 °C</w:t>
             </w:r>
           </w:p>
         </w:tc>
@@ -4149,7 +4149,7 @@
           <w:b w:val="0"/>
           <w:i w:val="0"/>
         </w:rPr>
-        <w:t>La hoja «Talleres y Regalo Corporativo» de plan-financiero-3-anos-chocolateria.xlsx convierte esa regla en fecha y en euros: da la fecha límite a partir de la cual ya no se puede aceptar un pedido corporativo sin comprometer el servicio, y calcula la caja inmovilizada por el aplazamiento de cobro, 822 € en el escenario que trae la propia hoja. La segunda pieza vive en otro libro: la tabla «Clientes a los que Suministras» de checklist-equipamiento-y-proveedores-cacao.xlsx, donde se anota, cliente a cliente, el nombre, la dirección, el producto y si está inscrito en el registro general. En el caso que trae la hoja hay 4 clientes registrados, de ellos 2 de hostelería, 1 de regalo corporativo y 1 minorista de distinta titularidad, y de esos 4, 0 están inscritos en el registro general. La propia tabla dice, sin rodeos, que ese registro -con nombre, dirección y producto- se conserva durante los años que marca la norma aplicable. Con ese reparto de clientes, checklist-legal-licencias-y-cacao.xlsx resuelve en su hoja «Suministro a Otros Minoristas» la pregunta que de verdad importa: ¿sigues cumpliendo el requisito de restringido? La respuesta, hoy, es sí.</w:t>
+        <w:t>La hoja «Talleres y Regalo Corporativo» de plan-financiero-3-anos-chocolateria.xlsx convierte esa regla en fecha y en euros: da la fecha límite a partir de la cual ya no se puede aceptar un pedido corporativo sin comprometer el servicio, y calcula la caja inmovilizada por el aplazamiento de cobro, 822 € en el escenario que trae la propia hoja. La segunda pieza vive en otro libro: la tabla «Clientes a los que Suministras» de checklist-equipamiento-y-proveedores-cacao.xlsx, donde se anota, cliente a cliente, el nombre, la dirección, el producto y si está inscrito en el registro general. En el caso que trae la hoja hay 4 clientes registrados, de ellos 2 de hostelería, 1 de regalo corporativo y 1 minorista de distinta titularidad, y de esos 4, ninguno tiene todavía respuesta sobre si está inscrito en el registro general: las cuatro casillas están en «no lo sé», que es el estado de partida. La propia tabla dice, sin rodeos, que ese registro -con nombre, dirección y producto- se conserva durante los años que marca la norma aplicable. Con ese reparto de clientes, checklist-legal-licencias-y-cacao.xlsx resuelve en su hoja «Suministro a Otros Minoristas» la pregunta que de verdad importa: ¿sigues cumpliendo el requisito de restringido? La respuesta, hoy, no se puede cerrar: hasta que los cuatro clientes contesten, «restringido» está sin verificar.</w:t>
       </w:r>
     </w:p>
     <w:p>
@@ -4280,7 +4280,7 @@
                 <w:b w:val="0"/>
                 <w:i w:val="0"/>
               </w:rPr>
-              <w:t>Cafeteria El Mirador</w:t>
+              <w:t>Cafetería El Mirador</w:t>
             </w:r>
           </w:p>
         </w:tc>
@@ -4325,7 +4325,7 @@
                 <w:b w:val="0"/>
                 <w:i w:val="0"/>
               </w:rPr>
-              <w:t>Bombones de coleccion a granel y tabletas</w:t>
+              <w:t>Bombones de colección a granel y tabletas</w:t>
             </w:r>
           </w:p>
         </w:tc>
@@ -4402,7 +4402,7 @@
                 <w:b w:val="0"/>
                 <w:i w:val="0"/>
               </w:rPr>
-              <w:t>Bombon de cortesia de habitacion y cajas de 12</w:t>
+              <w:t>Bombón de cortesia de habitación y cajas de 12</w:t>
             </w:r>
           </w:p>
         </w:tc>
@@ -4757,7 +4757,7 @@
           <w:b w:val="0"/>
           <w:i w:val="0"/>
         </w:rPr>
-        <w:t>Sí que hay norma, y es la que casi nadie asocia a este canal: fijar tú la temperatura de conservación de cada bombón es la ventaja de vender con tu propia ficha técnica, y también la trampa, porque «Real Decreto 1021/2022, de 13 de diciembre, por el que se regulan determinados requisitos en materia de...» (2022-12-21) hace responsable de mantenerla también a quien transporta el pedido, no sólo a quien lo despacha, comprobado el 12 de septiembre de 2026. La temperatura que decides para tu vitrina te sigue obligando dentro de la caja isotérmica, y si el transportista la rompe en ruta, la responsabilidad no desaparece con él.</w:t>
+        <w:t>Sí que hay norma, y es la que casi nadie asocia a este canal: fijar tú la temperatura de conservación de cada bombón es la ventaja de vender con tu propia ficha técnica, y también la trampa, porque el art. 4.3 del RD 1021/2022 (BOE-A-2022-21681), comprobado el 12 de septiembre de 2026, hace responsable de mantenerla también a quien transporta el pedido, no sólo a quien lo despacha. La temperatura que decides para tu vitrina te sigue obligando dentro de la caja isotérmica, y si el transportista la rompe en ruta, la responsabilidad no desaparece con él.</w:t>
       </w:r>
     </w:p>
     <w:p>
@@ -4766,7 +4766,7 @@
           <w:b w:val="0"/>
           <w:i w:val="0"/>
         </w:rPr>
-        <w:t>El envase de ese pedido también tiene dueño legal: «Real Decreto 1055/2022, de 27 de diciembre, de envases y residuos de envases (BOE-A-2022-22690), texto...» (2022-12-28) deja claro que en la venta a distancia el titular del comercio es el envasador responsable, aunque el embalaje isotérmico se lo compre a un proveedor externo.</w:t>
+        <w:t>El envase de ese pedido también tiene dueño legal: el art. 2.e) del RD 1055/2022 (BOE-A-2022-22690) deja claro que en la venta a distancia el titular del comercio es el envasador responsable, aunque el embalaje isotérmico se lo compre a un proveedor externo.</w:t>
       </w:r>
     </w:p>
     <w:p>
@@ -4775,7 +4775,7 @@
           <w:b w:val="0"/>
           <w:i w:val="0"/>
         </w:rPr>
-        <w:t>Y está la norma de información, la que de verdad condiciona la ficha del producto online: según «Reglamento (UE) n.º 1169/2011, art. 14» (2011-11-22), todo lo obligatorio salvo la fecha -alérgenos incluidos- tiene que estar disponible ANTES de que el cliente pague, sin coste añadido, y completo otra vez en el momento de la entrega. Una ficha online que esconde los alérgenos detrás de un desplegable no cumple esto por mucho que el bombón llegue entero.</w:t>
+        <w:t>Y está la norma de información, la que de verdad condiciona la ficha del producto online: según el art. 14 del Reglamento (UE) 1169/2011, todo lo obligatorio salvo la fecha -alérgenos incluidos- tiene que estar disponible ANTES de que el cliente pague, sin coste añadido, y completo otra vez en el momento de la entrega. Una ficha online que esconde los alérgenos detrás de un desplegable no cumple esto por mucho que el bombón llegue entero.</w:t>
       </w:r>
     </w:p>
     <w:p>
@@ -4784,7 +4784,7 @@
           <w:b w:val="0"/>
           <w:i w:val="0"/>
         </w:rPr>
-        <w:t>Queda un punto que se pasa por alto porque parece que no toca a este canal: la «Guía informativa sobre el Registro General Sanitario de Empresas Alimentarias y Alimentos, revisión 16,...» (2025-06-11) aclara que vender por internet no cambia por sí solo los criterios de inscripción; lo que obliga a ir al registro nacional, en categorías 3 o 5, es tener una tienda online sin instalaciones alimentarias registradas detrás, algo que no es el caso de quien despacha desde el mismo obrador que ya tiene dado de alta.</w:t>
+        <w:t>Queda un punto que se pasa por alto porque parece que no toca a este canal: la Guía informativa del RGSEAA, revisión 16 (11-06-2025), aclara que vender por internet no cambia por sí solo los criterios de inscripción; lo que obliga a ir al registro nacional, en categorías 3 o 5, es tener una tienda online sin instalaciones alimentarias registradas detrás, algo que no es el caso de quien despacha desde el mismo obrador que ya tiene dado de alta.</w:t>
       </w:r>
     </w:p>
     <w:p>
@@ -5309,7 +5309,7 @@
           <w:b w:val="0"/>
           <w:i w:val="0"/>
         </w:rPr>
-        <w:t>Algunos obradores añaden a esa palanca una tercera fuente de ingreso que no consume cobertura de vitrina: abrir el obrador al público en formato de taller de iniciación al bombón, con un grupo reducido y un ingreso por persona. No hay un precio de mercado verificado que se pueda publicar aquí, así que la cifra la pone tu propia demanda cuando la midas en tu zona, pero la lógica sí vale para cualquier chocolatería: es un ingreso de margen alto que no toca la vitrina y que rellena precisamente el mes en el que la venta de mostrador cae.</w:t>
+        <w:t>Algunos obradores añaden a esa palanca una tercera fuente de ingreso que no consume cobertura de vitrina: abrir el obrador al público en formato de taller de iniciación al bombón, con un grupo reducido y un ingreso por persona. El mercado español se mueve entre 25 € y 45 € por persona, con mínimo habitual de seis plazas (lo tienes desglosado en la decisión 10), y la lógica vale para cualquier chocolatería: es un ingreso de margen alto que no toca la vitrina y que rellena precisamente el mes en el que la venta de mostrador cae.</w:t>
       </w:r>
     </w:p>
     <w:p>
@@ -5735,7 +5735,7 @@
           <w:b w:val="0"/>
           <w:i w:val="0"/>
         </w:rPr>
-        <w:t>El caso se repite en cualquier bombonería con vitrina -exhibidor, en Hispanoamérica- a pie de calle: se monta un calendario de talleres porque llena Instagram y da buena foto del obrador -taller o laboratorio, en ese mismo léxico; no lo confundas con el taller que le vendes al cliente, el protagonista de este capítulo-, y nadie calcula si esa hora de sala ocupada por 12 personas deja más o menos que esa misma hora vendiendo bombones sueltos.</w:t>
+        <w:t>El caso se repite en cualquier bombonería con vitrina (exhibidor) a pie de calle: se monta un calendario de talleres porque llena Instagram y da buena foto del obrador (taller o laboratorio), que no es el taller que le vendes al cliente, el protagonista de este capítulo, y nadie calcula si esa hora de sala ocupada por 12 personas deja más o menos que esa misma hora vendiendo bombones sueltos.</w:t>
       </w:r>
     </w:p>
     <w:p>
@@ -5744,7 +5744,7 @@
           <w:b w:val="0"/>
           <w:i w:val="0"/>
         </w:rPr>
-        <w:t>Lo que casi nadie calcula es cuántos asistentes hacen falta sólo para cubrir el coste -costo, en Hispanoamérica- del docente, y cuántos hacen falta contando también el material que cada uno se lleva. Son dos umbrales distintos, y el segundo siempre pesa más.</w:t>
+        <w:t>Lo que casi nadie calcula es cuántos asistentes hacen falta sólo para cubrir el coste (costo) del docente, y cuántos hacen falta contando también el material que cada uno se lleva. Son dos umbrales distintos, y el segundo siempre pesa más.</w:t>
       </w:r>
     </w:p>
     <w:p>
@@ -5841,7 +5841,7 @@
           <w:b w:val="0"/>
           <w:i w:val="0"/>
         </w:rPr>
-        <w:t>Y hay un criterio estacional que en este oficio pesa más que en ningún otro: el taller es la única línea que funciona en agosto, cuando el obrador reduce producción y la cobertura sufre con el calor, y la única que no depende del precio del cacao, porque el ingreso viene de la plaza y de la hora del docente, no del escandallo -costeo, en Hispanoamérica-. Es la herramienta que rellena el valle de verano sin tocar la parte del negocio más expuesta a la volatilidad del grano.</w:t>
+        <w:t>Y hay un criterio estacional que en este oficio pesa más que en ningún otro: el taller es la única línea que funciona en agosto, cuando el obrador reduce producción y la cobertura sufre con el calor, y la única que no depende del precio del cacao, porque el ingreso viene de la plaza y de la hora del docente, no del escandallo (costeo). Es la herramienta que rellena el valle de verano sin tocar la parte del negocio más expuesta a la volatilidad del grano.</w:t>
       </w:r>
     </w:p>
     <w:p>
@@ -5867,7 +5867,7 @@
           <w:b w:val="0"/>
           <w:i w:val="0"/>
         </w:rPr>
-        <w:t>Ahí está el dato que decide entre las tres opciones: el margen por hora de sala dando taller es de 67,51 €, frente a los 28,42 € por hora de sala vendiendo. El propio libro lo resume con un veredicto que conviene repetir tal cual: la hora de taller deja más que la hora vendiendo, el calendario de talleres se defiende solo. El caso modelado sitúa el ingreso anual de la línea en 9.600 €, cifra que conviene leer al lado de la tabla de abajo, con el recorrido completo desde el precio por persona hasta el margen por hora.</w:t>
+        <w:t>Ahí está el dato que decide entre las tres opciones: el margen por hora de sala dando taller es de 67,51 €, frente a los 28,42 € por hora de sala vendiendo. El propio libro lo resume con un veredicto que conviene repetir tal cual: la hora de taller deja más que la hora vendiendo, el calendario de talleres se defiende solo. El caso modelado sitúa el ingreso anual de los talleres en 9.600 €, con cuatro sesiones al mes y ocho asistentes de media, frente a los 11.945 € que la hoja de canales asigna al canal «talleres y catas»: la diferencia son las catas y el margen de llenado que la hoja deja disponible. La tabla de abajo recoge el recorrido completo desde el precio por persona hasta el margen por hora.</w:t>
       </w:r>
     </w:p>
     <w:p>
@@ -6523,7 +6523,7 @@
           <w:b w:val="0"/>
           <w:i w:val="0"/>
         </w:rPr>
-        <w:t>Aun así, la hoja calcula igual qué densidad de producción supondría el tope legal, para quien sí tenga la puerta abierta en su comunidad: el tope absoluto de 100 kilos a la semana, repartido sobre la superficie del caso modelado, sale en 2,92 kilos por metro cuadrado. Y como la ruta no está abierta en ese caso concreto, el requisito de proporcionalidad se marca directamente como no procede. El veredicto que escribe la hoja es el mismo que hay que poder repetir delante de un inspector sin dudar: con la lista estatal en la mano, la ruta doméstica no está abierta para el bombón en esa comunidad.</w:t>
+        <w:t>Aun así, la hoja calcula igual qué densidad de producción supondría el caso modelado, para quien sí tenga la puerta abierta en su comunidad: los 35 kilos a la semana que prevé elaborar el caso modelado, repartidos sobre sus 12 metros cuadrados de zona de elaboración, salen a 2,92 kilos por metro cuadrado, muy por debajo del tope absoluto de 100 kilos semanales. Y como la ruta no está abierta en ese caso concreto, el requisito de proporcionalidad se marca directamente como no procede. El veredicto que escribe la hoja es el mismo que hay que poder repetir delante de un inspector sin dudar: con la lista estatal en la mano, la ruta doméstica no está abierta para el bombón en esa comunidad.</w:t>
       </w:r>
     </w:p>
     <w:p>
